--- a/docs/RUNBOOK.docx
+++ b/docs/RUNBOOK.docx
@@ -618,11 +618,225 @@
           </w:p>
         </w:tc>
       </w:tr>
+      <w:tr>
+        <w:tc>
+          <w:tcPr>
+            <w:tcW w:type="dxa" w:w="3120"/>
+          </w:tcPr>
+          <w:p>
+            <w:pPr>
+              <w:spacing w:after="40" w:line="264" w:lineRule="auto"/>
+            </w:pPr>
+            <w:r>
+              <w:rPr>
+                <w:rFonts w:ascii="Georgia" w:hAnsi="Georgia"/>
+                <w:color w:val="131B1E"/>
+                <w:sz w:val="18"/>
+              </w:rPr>
+              <w:t>AWS CLI v2</w:t>
+            </w:r>
+          </w:p>
+        </w:tc>
+        <w:tc>
+          <w:tcPr>
+            <w:tcW w:type="dxa" w:w="3120"/>
+          </w:tcPr>
+          <w:p>
+            <w:pPr>
+              <w:spacing w:after="40" w:line="264" w:lineRule="auto"/>
+            </w:pPr>
+            <w:r>
+              <w:rPr>
+                <w:rFonts w:ascii="Georgia" w:hAnsi="Georgia"/>
+                <w:color w:val="131B1E"/>
+                <w:sz w:val="18"/>
+              </w:rPr>
+              <w:t>2.36.40</w:t>
+            </w:r>
+          </w:p>
+        </w:tc>
+        <w:tc>
+          <w:tcPr>
+            <w:tcW w:type="dxa" w:w="3120"/>
+          </w:tcPr>
+          <w:p>
+            <w:pPr>
+              <w:spacing w:after="40" w:line="264" w:lineRule="auto"/>
+            </w:pPr>
+            <w:r>
+              <w:rPr>
+                <w:rFonts w:ascii="Georgia" w:hAnsi="Georgia"/>
+                <w:color w:val="131B1E"/>
+                <w:sz w:val="18"/>
+              </w:rPr>
+              <w:t>Only for the IAM scripts. No sudo needed — see below</w:t>
+            </w:r>
+          </w:p>
+        </w:tc>
+      </w:tr>
     </w:tbl>
     <w:p>
       <w:pPr>
         <w:spacing w:after="120"/>
       </w:pPr>
+    </w:p>
+    <w:p>
+      <w:pPr>
+        <w:spacing w:after="180" w:line="300" w:lineRule="auto"/>
+      </w:pPr>
+      <w:r>
+        <w:rPr>
+          <w:rFonts w:ascii="Georgia" w:hAnsi="Georgia"/>
+          <w:color w:val="131B1E"/>
+          <w:sz w:val="21"/>
+        </w:rPr>
+        <w:t>The AWS CLI installs user-local, which matters on a machine without passwordless sudo:</w:t>
+      </w:r>
+    </w:p>
+    <w:tbl>
+      <w:tblPr>
+        <w:tblW w:type="auto" w:w="0"/>
+        <w:jc w:val="left"/>
+        <w:tblLook w:firstColumn="1" w:firstRow="1" w:lastColumn="0" w:lastRow="0" w:noHBand="0" w:noVBand="1" w:val="04A0"/>
+      </w:tblPr>
+      <w:tblGrid>
+        <w:gridCol w:w="9360"/>
+      </w:tblGrid>
+      <w:tr>
+        <w:tc>
+          <w:tcPr>
+            <w:tcW w:type="dxa" w:w="9360"/>
+            <w:shd w:val="clear" w:color="auto" w:fill="F1F4F4"/>
+          </w:tcPr>
+          <w:p>
+            <w:pPr>
+              <w:spacing w:after="0" w:line="240" w:lineRule="auto"/>
+            </w:pPr>
+            <w:r>
+              <w:rPr>
+                <w:rFonts w:ascii="Consolas" w:hAnsi="Consolas"/>
+                <w:color w:val="131B1E"/>
+                <w:sz w:val="16"/>
+              </w:rPr>
+              <w:t>curl -sS https://awscli.amazonaws.com/awscli-exe-linux-x86_64.zip -o /tmp/awscliv2.zip</w:t>
+            </w:r>
+          </w:p>
+          <w:p>
+            <w:pPr>
+              <w:spacing w:after="0" w:line="240" w:lineRule="auto"/>
+            </w:pPr>
+            <w:r>
+              <w:rPr>
+                <w:rFonts w:ascii="Consolas" w:hAnsi="Consolas"/>
+                <w:color w:val="131B1E"/>
+                <w:sz w:val="16"/>
+              </w:rPr>
+              <w:t>python -c "import zipfile; zipfile.ZipFile('/tmp/awscliv2.zip').extractall('/tmp')"</w:t>
+            </w:r>
+          </w:p>
+          <w:p>
+            <w:pPr>
+              <w:spacing w:after="0" w:line="240" w:lineRule="auto"/>
+            </w:pPr>
+            <w:r>
+              <w:rPr>
+                <w:rFonts w:ascii="Consolas" w:hAnsi="Consolas"/>
+                <w:color w:val="131B1E"/>
+                <w:sz w:val="16"/>
+              </w:rPr>
+              <w:t>chmod +x /tmp/aws/install /tmp/aws/dist/aws</w:t>
+            </w:r>
+          </w:p>
+          <w:p>
+            <w:pPr>
+              <w:spacing w:after="0" w:line="240" w:lineRule="auto"/>
+            </w:pPr>
+            <w:r>
+              <w:rPr>
+                <w:rFonts w:ascii="Consolas" w:hAnsi="Consolas"/>
+                <w:color w:val="131B1E"/>
+                <w:sz w:val="16"/>
+              </w:rPr>
+              <w:t>/tmp/aws/install --install-dir ~/.local/aws-cli --bin-dir ~/.local/bin</w:t>
+            </w:r>
+          </w:p>
+        </w:tc>
+      </w:tr>
+    </w:tbl>
+    <w:p>
+      <w:pPr>
+        <w:spacing w:after="120"/>
+      </w:pPr>
+    </w:p>
+    <w:p>
+      <w:pPr>
+        <w:spacing w:after="180" w:line="300" w:lineRule="auto"/>
+      </w:pPr>
+      <w:r>
+        <w:rPr>
+          <w:rFonts w:ascii="Consolas" w:hAnsi="Consolas"/>
+          <w:color w:val="0E5D6E"/>
+          <w:sz w:val="19"/>
+        </w:rPr>
+        <w:t>unzip</w:t>
+      </w:r>
+      <w:r>
+        <w:rPr>
+          <w:rFonts w:ascii="Georgia" w:hAnsi="Georgia"/>
+          <w:color w:val="131B1E"/>
+          <w:sz w:val="21"/>
+        </w:rPr>
+        <w:t xml:space="preserve"> is not present on this image and </w:t>
+      </w:r>
+      <w:r>
+        <w:rPr>
+          <w:rFonts w:ascii="Consolas" w:hAnsi="Consolas"/>
+          <w:color w:val="0E5D6E"/>
+          <w:sz w:val="19"/>
+        </w:rPr>
+        <w:t>python -c</w:t>
+      </w:r>
+      <w:r>
+        <w:rPr>
+          <w:rFonts w:ascii="Georgia" w:hAnsi="Georgia"/>
+          <w:color w:val="131B1E"/>
+          <w:sz w:val="21"/>
+        </w:rPr>
+        <w:t xml:space="preserve"> does the same job. Note that the CLI </w:t>
+      </w:r>
+      <w:r>
+        <w:rPr>
+          <w:rFonts w:ascii="Georgia" w:hAnsi="Georgia"/>
+          <w:b/>
+          <w:color w:val="131B1E"/>
+          <w:sz w:val="21"/>
+        </w:rPr>
+        <w:t>does not read `.env`</w:t>
+      </w:r>
+      <w:r>
+        <w:rPr>
+          <w:rFonts w:ascii="Georgia" w:hAnsi="Georgia"/>
+          <w:color w:val="131B1E"/>
+          <w:sz w:val="21"/>
+        </w:rPr>
+        <w:t xml:space="preserve"> — see </w:t>
+      </w:r>
+      <w:r>
+        <w:rPr>
+          <w:rFonts w:ascii="Consolas" w:hAnsi="Consolas"/>
+          <w:color w:val="0E5D6E"/>
+          <w:sz w:val="19"/>
+        </w:rPr>
+        <w:t>ROADMAP.md</w:t>
+      </w:r>
+      <w:r>
+        <w:rPr>
+          <w:rFonts w:ascii="Georgia" w:hAnsi="Georgia"/>
+          <w:color w:val="131B1E"/>
+          <w:sz w:val="21"/>
+        </w:rPr>
+        <w:t xml:space="preserve"> §B0.</w:t>
+      </w:r>
     </w:p>
     <w:p>
       <w:pPr>
